--- a/sourceFiles/testPDFs/SAMPLE 3- Customer Quote Rev 03 copy.docx
+++ b/sourceFiles/testPDFs/SAMPLE 3- Customer Quote Rev 03 copy.docx
@@ -3371,10 +3371,7 @@
               <w:jc w:val="left"/>
             </w:pPr>
             <w:r>
-              <w:t>2</w:t>
-            </w:r>
-            <w:r>
-              <w:t>0</w:t>
+              <w:t>30</w:t>
             </w:r>
           </w:p>
         </w:tc>
